--- a/reports/Freight_Rate_Prediction_Report.docx
+++ b/reports/Freight_Rate_Prediction_Report.docx
@@ -69,7 +69,7 @@
           <w:sz w:val="21"/>
           <w:szCs w:val="21"/>
         </w:rPr>
-        <w:t xml:space="preserve">mean MAE $65.56 / MAPE 2.82% / R² 0.9712</w:t>
+        <w:t xml:space="preserve">mean MAE $106.18 / MAPE 4.60% / R² 0.8302</w:t>
       </w:r>
       <w:r>
         <w:rPr>
@@ -77,7 +77,7 @@
           <w:sz w:val="21"/>
           <w:szCs w:val="21"/>
         </w:rPr>
-        <w:t xml:space="preserve"> under rolling-origin validation, against $88.02 for a plain gradient-boosted model and $139.58 for a lane-mean baseline.</w:t>
+        <w:t xml:space="preserve"> under rolling-origin validation, against $129.78 for a plain gradient-boosted model and $187.36 for a lane-mean baseline. Those aggregates are dominated by a thin tail of anomalous loads; on typical freight the median absolute percentage error is 1.40%.</w:t>
       </w:r>
     </w:p>
     <w:p>
@@ -162,7 +162,7 @@
           <w:sz w:val="21"/>
           <w:szCs w:val="21"/>
         </w:rPr>
-        <w:t xml:space="preserve">. It overstates accuracy by roughly 25% and, far more damagingly, selects the wrong feature set. The reason is a single column.</w:t>
+        <w:t xml:space="preserve">. It overstates accuracy — $90.94 MAE against $106.18 for the same booster scored forward in time — and, far more damagingly, selects the wrong feature set. The reason is a single column.</w:t>
       </w:r>
     </w:p>
     <w:p>
@@ -900,7 +900,7 @@
                 <w:sz w:val="19"/>
                 <w:szCs w:val="19"/>
               </w:rPr>
-              <w:t xml:space="preserve">MAE $49.57</w:t>
+              <w:t xml:space="preserve">MAE $90.94</w:t>
             </w:r>
           </w:p>
         </w:tc>
@@ -927,7 +927,7 @@
                 <w:sz w:val="19"/>
                 <w:szCs w:val="19"/>
               </w:rPr>
-              <w:t xml:space="preserve">$56.82</w:t>
+              <w:t xml:space="preserve">$97.96</w:t>
             </w:r>
           </w:p>
         </w:tc>
@@ -1010,7 +1010,7 @@
                 <w:sz w:val="19"/>
                 <w:szCs w:val="19"/>
               </w:rPr>
-              <w:t xml:space="preserve">MAE $77.90</w:t>
+              <w:t xml:space="preserve">MAE $126.84</w:t>
             </w:r>
           </w:p>
         </w:tc>
@@ -1037,7 +1037,7 @@
                 <w:sz w:val="19"/>
                 <w:szCs w:val="19"/>
               </w:rPr>
-              <w:t xml:space="preserve">$109.73</w:t>
+              <w:t xml:space="preserve">$159.10</w:t>
             </w:r>
           </w:p>
         </w:tc>
@@ -1122,7 +1122,7 @@
                 <w:sz w:val="19"/>
                 <w:szCs w:val="19"/>
               </w:rPr>
-              <w:t xml:space="preserve">$107.00</w:t>
+              <w:t xml:space="preserve">$149.40</w:t>
             </w:r>
           </w:p>
         </w:tc>
@@ -1150,7 +1150,7 @@
                 <w:sz w:val="19"/>
                 <w:szCs w:val="19"/>
               </w:rPr>
-              <w:t xml:space="preserve">MAE $70.87</w:t>
+              <w:t xml:space="preserve">MAE $111.10</w:t>
             </w:r>
           </w:p>
         </w:tc>
@@ -1199,7 +1199,7 @@
           <w:sz w:val="21"/>
           <w:szCs w:val="21"/>
         </w:rPr>
-        <w:t xml:space="preserve">August is treated as the dress-rehearsal fold throughout, because it is the only labelled month whose quote_signal regime matches the prediction window. There, the feature that a random split would have selected inflates error by 51%.</w:t>
+        <w:t xml:space="preserve">August is treated as the dress-rehearsal fold throughout, because it is the only labelled month whose quote_signal regime matches the prediction window. There, the feature that a random split would have selected inflates error by 34%.</w:t>
       </w:r>
     </w:p>
     <w:p>
@@ -1466,7 +1466,7 @@
                 <w:sz w:val="19"/>
                 <w:szCs w:val="19"/>
               </w:rPr>
-              <w:t xml:space="preserve">4,860</w:t>
+              <w:t xml:space="preserve">4,913</w:t>
             </w:r>
           </w:p>
         </w:tc>
@@ -1493,7 +1493,7 @@
                 <w:sz w:val="19"/>
                 <w:szCs w:val="19"/>
               </w:rPr>
-              <w:t xml:space="preserve">$59.44</w:t>
+              <w:t xml:space="preserve">$96.26</w:t>
             </w:r>
           </w:p>
         </w:tc>
@@ -1520,7 +1520,7 @@
                 <w:sz w:val="19"/>
                 <w:szCs w:val="19"/>
               </w:rPr>
-              <w:t xml:space="preserve">$51.63</w:t>
+              <w:t xml:space="preserve">$86.16</w:t>
             </w:r>
           </w:p>
         </w:tc>
@@ -1603,7 +1603,7 @@
                 <w:sz w:val="19"/>
                 <w:szCs w:val="19"/>
               </w:rPr>
-              <w:t xml:space="preserve">4,739</w:t>
+              <w:t xml:space="preserve">4,783</w:t>
             </w:r>
           </w:p>
         </w:tc>
@@ -1630,7 +1630,7 @@
                 <w:sz w:val="19"/>
                 <w:szCs w:val="19"/>
               </w:rPr>
-              <w:t xml:space="preserve">$100.49</w:t>
+              <w:t xml:space="preserve">$138.88</w:t>
             </w:r>
           </w:p>
         </w:tc>
@@ -1657,7 +1657,7 @@
                 <w:sz w:val="19"/>
                 <w:szCs w:val="19"/>
               </w:rPr>
-              <w:t xml:space="preserve">$69.51</w:t>
+              <w:t xml:space="preserve">$118.98</w:t>
             </w:r>
           </w:p>
         </w:tc>
@@ -1740,7 +1740,7 @@
                 <w:sz w:val="19"/>
                 <w:szCs w:val="19"/>
               </w:rPr>
-              <w:t xml:space="preserve">4,864</w:t>
+              <w:t xml:space="preserve">4,912</w:t>
             </w:r>
           </w:p>
         </w:tc>
@@ -1767,7 +1767,7 @@
                 <w:sz w:val="19"/>
                 <w:szCs w:val="19"/>
               </w:rPr>
-              <w:t xml:space="preserve">$58.44</w:t>
+              <w:t xml:space="preserve">$102.27</w:t>
             </w:r>
           </w:p>
         </w:tc>
@@ -1794,7 +1794,7 @@
                 <w:sz w:val="19"/>
                 <w:szCs w:val="19"/>
               </w:rPr>
-              <w:t xml:space="preserve">$90.62</w:t>
+              <w:t xml:space="preserve">$120.23</w:t>
             </w:r>
           </w:p>
         </w:tc>
@@ -1877,7 +1877,7 @@
                 <w:sz w:val="19"/>
                 <w:szCs w:val="19"/>
               </w:rPr>
-              <w:t xml:space="preserve">4,709</w:t>
+              <w:t xml:space="preserve">4,759</w:t>
             </w:r>
           </w:p>
         </w:tc>
@@ -1904,7 +1904,7 @@
                 <w:sz w:val="19"/>
                 <w:szCs w:val="19"/>
               </w:rPr>
-              <w:t xml:space="preserve">$70.87</w:t>
+              <w:t xml:space="preserve">$111.10</w:t>
             </w:r>
           </w:p>
         </w:tc>
@@ -1931,7 +1931,7 @@
                 <w:sz w:val="19"/>
                 <w:szCs w:val="19"/>
               </w:rPr>
-              <w:t xml:space="preserve">$68.90</w:t>
+              <w:t xml:space="preserve">$104.66</w:t>
             </w:r>
           </w:p>
         </w:tc>
@@ -2014,7 +2014,7 @@
                 <w:sz w:val="19"/>
                 <w:szCs w:val="19"/>
               </w:rPr>
-              <w:t xml:space="preserve">4,627</w:t>
+              <w:t xml:space="preserve">4,670</w:t>
             </w:r>
           </w:p>
         </w:tc>
@@ -2041,7 +2041,7 @@
                 <w:sz w:val="19"/>
                 <w:szCs w:val="19"/>
               </w:rPr>
-              <w:t xml:space="preserve">$129.17</w:t>
+              <w:t xml:space="preserve">$171.08</w:t>
             </w:r>
           </w:p>
         </w:tc>
@@ -2068,7 +2068,7 @@
                 <w:sz w:val="19"/>
                 <w:szCs w:val="19"/>
               </w:rPr>
-              <w:t xml:space="preserve">$62.49</w:t>
+              <w:t xml:space="preserve">$107.57</w:t>
             </w:r>
           </w:p>
         </w:tc>
@@ -2151,7 +2151,7 @@
                 <w:sz w:val="19"/>
                 <w:szCs w:val="19"/>
               </w:rPr>
-              <w:t xml:space="preserve">4,793</w:t>
+              <w:t xml:space="preserve">4,853</w:t>
             </w:r>
           </w:p>
         </w:tc>
@@ -2178,7 +2178,7 @@
                 <w:sz w:val="19"/>
                 <w:szCs w:val="19"/>
               </w:rPr>
-              <w:t xml:space="preserve">$109.73</w:t>
+              <w:t xml:space="preserve">$159.10</w:t>
             </w:r>
           </w:p>
         </w:tc>
@@ -2205,7 +2205,7 @@
                 <w:sz w:val="19"/>
                 <w:szCs w:val="19"/>
               </w:rPr>
-              <w:t xml:space="preserve">$50.18</w:t>
+              <w:t xml:space="preserve">$99.50</w:t>
             </w:r>
           </w:p>
         </w:tc>
@@ -2319,7 +2319,7 @@
                 <w:sz w:val="19"/>
                 <w:szCs w:val="19"/>
               </w:rPr>
-              <w:t xml:space="preserve">$88.02</w:t>
+              <w:t xml:space="preserve">$129.78</w:t>
             </w:r>
           </w:p>
         </w:tc>
@@ -2347,7 +2347,7 @@
                 <w:sz w:val="19"/>
                 <w:szCs w:val="19"/>
               </w:rPr>
-              <w:t xml:space="preserve">$65.56</w:t>
+              <w:t xml:space="preserve">$106.18</w:t>
             </w:r>
           </w:p>
         </w:tc>
@@ -2368,7 +2368,20 @@
           <w:sz w:val="21"/>
           <w:szCs w:val="21"/>
         </w:rPr>
-        <w:t xml:space="preserve">The hybrid wins five of six folds. July is the exception: June was the market peak and the level fell afterwards, so any model projecting forward from it overshoots. Metrics are computed on the dollar scale, and test folds keep their outliers — the outlier filter is applied to training data only, so these numbers are not flattered.</w:t>
+        <w:t xml:space="preserve">The hybrid wins five of six folds. July is the exception: June was the market peak and the level fell afterwards, so any model projecting forward from it overshoots.</w:t>
+      </w:r>
+    </w:p>
+    <w:p>
+      <w:pPr>
+        <w:spacing w:after="120" w:line="276"/>
+      </w:pPr>
+      <w:r>
+        <w:rPr>
+          <w:rFonts w:ascii="Calibri" w:cs="Calibri" w:eastAsia="Calibri" w:hAnsi="Calibri"/>
+          <w:sz w:val="21"/>
+          <w:szCs w:val="21"/>
+        </w:rPr>
+        <w:t xml:space="preserve">Two rules keep the folds honest. The outlier filter is a training decision only, so each fold's test half keeps every extreme load — filtering globally before splitting would have removed ~1% of each test month and cut the reported MAE roughly in half. And target encodings are computed inside each fold's training window, so a January training row cannot carry lane statistics drawn from the month it is being asked to predict.</w:t>
       </w:r>
     </w:p>
     <w:p>
@@ -2398,7 +2411,7 @@
           <w:sz w:val="21"/>
           <w:szCs w:val="21"/>
         </w:rPr>
-        <w:t xml:space="preserve">On the October holdout the model is tight for almost every load: median absolute percentage error </w:t>
+        <w:t xml:space="preserve">On the October holdout the model is tight for almost every load — </w:t>
       </w:r>
       <w:r>
         <w:rPr>
@@ -2408,7 +2421,7 @@
           <w:sz w:val="21"/>
           <w:szCs w:val="21"/>
         </w:rPr>
-        <w:t xml:space="preserve">1.36%</w:t>
+        <w:t xml:space="preserve">median APE 1.40%</w:t>
       </w:r>
       <w:r>
         <w:rPr>
@@ -2416,7 +2429,469 @@
           <w:sz w:val="21"/>
           <w:szCs w:val="21"/>
         </w:rPr>
-        <w:t xml:space="preserve">, p95 </w:t>
+        <w:t xml:space="preserve"> — but the mean is dragged by a small set of loads priced far from anything their features imply.</w:t>
+      </w:r>
+    </w:p>
+    <w:tbl>
+      <w:tblPr>
+        <w:tblW w:type="dxa" w:w="9360"/>
+        <w:tblBorders>
+          <w:top w:val="single" w:color="BFCED2" w:sz="2"/>
+          <w:left w:val="none" w:color="FFFFFF" w:sz="0"/>
+          <w:bottom w:val="single" w:color="BFCED2" w:sz="2"/>
+          <w:right w:val="none" w:color="FFFFFF" w:sz="0"/>
+          <w:insideH w:val="single" w:color="DCE6E8" w:sz="1"/>
+          <w:insideV w:val="none" w:color="FFFFFF" w:sz="0"/>
+        </w:tblBorders>
+      </w:tblPr>
+      <w:tblGrid>
+        <w:gridCol w:w="3000"/>
+        <w:gridCol w:w="1440"/>
+        <w:gridCol w:w="1640"/>
+        <w:gridCol w:w="1640"/>
+        <w:gridCol w:w="1640"/>
+      </w:tblGrid>
+      <w:tr>
+        <w:trPr>
+          <w:tblHeader/>
+        </w:trPr>
+        <w:tc>
+          <w:tcPr>
+            <w:tcW w:type="dxa" w:w="3000"/>
+            <w:shd w:fill="064A56" w:color="auto" w:val="clear"/>
+            <w:tcMar>
+              <w:top w:type="dxa" w:w="60"/>
+              <w:left w:type="dxa" w:w="90"/>
+              <w:bottom w:type="dxa" w:w="60"/>
+              <w:right w:type="dxa" w:w="90"/>
+            </w:tcMar>
+          </w:tcPr>
+          <w:p>
+            <w:pPr>
+              <w:spacing w:after="0" w:line="240"/>
+              <w:jc w:val="left"/>
+            </w:pPr>
+            <w:r>
+              <w:rPr>
+                <w:rFonts w:ascii="Calibri" w:cs="Calibri" w:eastAsia="Calibri" w:hAnsi="Calibri"/>
+                <w:b/>
+                <w:bCs/>
+                <w:color w:val="FFFFFF"/>
+                <w:sz w:val="19"/>
+                <w:szCs w:val="19"/>
+              </w:rPr>
+              <w:t xml:space="preserve">October fold</w:t>
+            </w:r>
+          </w:p>
+        </w:tc>
+        <w:tc>
+          <w:tcPr>
+            <w:tcW w:type="dxa" w:w="1440"/>
+            <w:shd w:fill="064A56" w:color="auto" w:val="clear"/>
+            <w:tcMar>
+              <w:top w:type="dxa" w:w="60"/>
+              <w:left w:type="dxa" w:w="90"/>
+              <w:bottom w:type="dxa" w:w="60"/>
+              <w:right w:type="dxa" w:w="90"/>
+            </w:tcMar>
+          </w:tcPr>
+          <w:p>
+            <w:pPr>
+              <w:spacing w:after="0" w:line="240"/>
+              <w:jc w:val="right"/>
+            </w:pPr>
+            <w:r>
+              <w:rPr>
+                <w:rFonts w:ascii="Calibri" w:cs="Calibri" w:eastAsia="Calibri" w:hAnsi="Calibri"/>
+                <w:b/>
+                <w:bCs/>
+                <w:color w:val="FFFFFF"/>
+                <w:sz w:val="19"/>
+                <w:szCs w:val="19"/>
+              </w:rPr>
+              <w:t xml:space="preserve">Rows</w:t>
+            </w:r>
+          </w:p>
+        </w:tc>
+        <w:tc>
+          <w:tcPr>
+            <w:tcW w:type="dxa" w:w="1640"/>
+            <w:shd w:fill="064A56" w:color="auto" w:val="clear"/>
+            <w:tcMar>
+              <w:top w:type="dxa" w:w="60"/>
+              <w:left w:type="dxa" w:w="90"/>
+              <w:bottom w:type="dxa" w:w="60"/>
+              <w:right w:type="dxa" w:w="90"/>
+            </w:tcMar>
+          </w:tcPr>
+          <w:p>
+            <w:pPr>
+              <w:spacing w:after="0" w:line="240"/>
+              <w:jc w:val="right"/>
+            </w:pPr>
+            <w:r>
+              <w:rPr>
+                <w:rFonts w:ascii="Calibri" w:cs="Calibri" w:eastAsia="Calibri" w:hAnsi="Calibri"/>
+                <w:b/>
+                <w:bCs/>
+                <w:color w:val="FFFFFF"/>
+                <w:sz w:val="19"/>
+                <w:szCs w:val="19"/>
+              </w:rPr>
+              <w:t xml:space="preserve">MAE</w:t>
+            </w:r>
+          </w:p>
+        </w:tc>
+        <w:tc>
+          <w:tcPr>
+            <w:tcW w:type="dxa" w:w="1640"/>
+            <w:shd w:fill="064A56" w:color="auto" w:val="clear"/>
+            <w:tcMar>
+              <w:top w:type="dxa" w:w="60"/>
+              <w:left w:type="dxa" w:w="90"/>
+              <w:bottom w:type="dxa" w:w="60"/>
+              <w:right w:type="dxa" w:w="90"/>
+            </w:tcMar>
+          </w:tcPr>
+          <w:p>
+            <w:pPr>
+              <w:spacing w:after="0" w:line="240"/>
+              <w:jc w:val="right"/>
+            </w:pPr>
+            <w:r>
+              <w:rPr>
+                <w:rFonts w:ascii="Calibri" w:cs="Calibri" w:eastAsia="Calibri" w:hAnsi="Calibri"/>
+                <w:b/>
+                <w:bCs/>
+                <w:color w:val="FFFFFF"/>
+                <w:sz w:val="19"/>
+                <w:szCs w:val="19"/>
+              </w:rPr>
+              <w:t xml:space="preserve">MAPE</w:t>
+            </w:r>
+          </w:p>
+        </w:tc>
+        <w:tc>
+          <w:tcPr>
+            <w:tcW w:type="dxa" w:w="1640"/>
+            <w:shd w:fill="064A56" w:color="auto" w:val="clear"/>
+            <w:tcMar>
+              <w:top w:type="dxa" w:w="60"/>
+              <w:left w:type="dxa" w:w="90"/>
+              <w:bottom w:type="dxa" w:w="60"/>
+              <w:right w:type="dxa" w:w="90"/>
+            </w:tcMar>
+          </w:tcPr>
+          <w:p>
+            <w:pPr>
+              <w:spacing w:after="0" w:line="240"/>
+              <w:jc w:val="right"/>
+            </w:pPr>
+            <w:r>
+              <w:rPr>
+                <w:rFonts w:ascii="Calibri" w:cs="Calibri" w:eastAsia="Calibri" w:hAnsi="Calibri"/>
+                <w:b/>
+                <w:bCs/>
+                <w:color w:val="FFFFFF"/>
+                <w:sz w:val="19"/>
+                <w:szCs w:val="19"/>
+              </w:rPr>
+              <w:t xml:space="preserve">median APE</w:t>
+            </w:r>
+          </w:p>
+        </w:tc>
+      </w:tr>
+      <w:tr>
+        <w:tc>
+          <w:tcPr>
+            <w:tcW w:type="dxa" w:w="3000"/>
+            <w:tcMar>
+              <w:top w:type="dxa" w:w="60"/>
+              <w:left w:type="dxa" w:w="90"/>
+              <w:bottom w:type="dxa" w:w="60"/>
+              <w:right w:type="dxa" w:w="90"/>
+            </w:tcMar>
+          </w:tcPr>
+          <w:p>
+            <w:pPr>
+              <w:spacing w:after="0" w:line="240"/>
+              <w:jc w:val="left"/>
+            </w:pPr>
+            <w:r>
+              <w:rPr>
+                <w:rFonts w:ascii="Calibri" w:cs="Calibri" w:eastAsia="Calibri" w:hAnsi="Calibri"/>
+                <w:b w:val="false"/>
+                <w:bCs w:val="false"/>
+                <w:sz w:val="19"/>
+                <w:szCs w:val="19"/>
+              </w:rPr>
+              <w:t xml:space="preserve">All rows</w:t>
+            </w:r>
+          </w:p>
+        </w:tc>
+        <w:tc>
+          <w:tcPr>
+            <w:tcW w:type="dxa" w:w="1440"/>
+            <w:tcMar>
+              <w:top w:type="dxa" w:w="60"/>
+              <w:left w:type="dxa" w:w="90"/>
+              <w:bottom w:type="dxa" w:w="60"/>
+              <w:right w:type="dxa" w:w="90"/>
+            </w:tcMar>
+          </w:tcPr>
+          <w:p>
+            <w:pPr>
+              <w:spacing w:after="0" w:line="240"/>
+              <w:jc w:val="right"/>
+            </w:pPr>
+            <w:r>
+              <w:rPr>
+                <w:rFonts w:ascii="Calibri" w:cs="Calibri" w:eastAsia="Calibri" w:hAnsi="Calibri"/>
+                <w:b w:val="false"/>
+                <w:bCs w:val="false"/>
+                <w:sz w:val="19"/>
+                <w:szCs w:val="19"/>
+              </w:rPr>
+              <w:t xml:space="preserve">4,853</w:t>
+            </w:r>
+          </w:p>
+        </w:tc>
+        <w:tc>
+          <w:tcPr>
+            <w:tcW w:type="dxa" w:w="1640"/>
+            <w:tcMar>
+              <w:top w:type="dxa" w:w="60"/>
+              <w:left w:type="dxa" w:w="90"/>
+              <w:bottom w:type="dxa" w:w="60"/>
+              <w:right w:type="dxa" w:w="90"/>
+            </w:tcMar>
+          </w:tcPr>
+          <w:p>
+            <w:pPr>
+              <w:spacing w:after="0" w:line="240"/>
+              <w:jc w:val="right"/>
+            </w:pPr>
+            <w:r>
+              <w:rPr>
+                <w:rFonts w:ascii="Calibri" w:cs="Calibri" w:eastAsia="Calibri" w:hAnsi="Calibri"/>
+                <w:b w:val="false"/>
+                <w:bCs w:val="false"/>
+                <w:sz w:val="19"/>
+                <w:szCs w:val="19"/>
+              </w:rPr>
+              <w:t xml:space="preserve">$99.50</w:t>
+            </w:r>
+          </w:p>
+        </w:tc>
+        <w:tc>
+          <w:tcPr>
+            <w:tcW w:type="dxa" w:w="1640"/>
+            <w:tcMar>
+              <w:top w:type="dxa" w:w="60"/>
+              <w:left w:type="dxa" w:w="90"/>
+              <w:bottom w:type="dxa" w:w="60"/>
+              <w:right w:type="dxa" w:w="90"/>
+            </w:tcMar>
+          </w:tcPr>
+          <w:p>
+            <w:pPr>
+              <w:spacing w:after="0" w:line="240"/>
+              <w:jc w:val="right"/>
+            </w:pPr>
+            <w:r>
+              <w:rPr>
+                <w:rFonts w:ascii="Calibri" w:cs="Calibri" w:eastAsia="Calibri" w:hAnsi="Calibri"/>
+                <w:b w:val="false"/>
+                <w:bCs w:val="false"/>
+                <w:sz w:val="19"/>
+                <w:szCs w:val="19"/>
+              </w:rPr>
+              <w:t xml:space="preserve">4.69%</w:t>
+            </w:r>
+          </w:p>
+        </w:tc>
+        <w:tc>
+          <w:tcPr>
+            <w:tcW w:type="dxa" w:w="1640"/>
+            <w:tcMar>
+              <w:top w:type="dxa" w:w="60"/>
+              <w:left w:type="dxa" w:w="90"/>
+              <w:bottom w:type="dxa" w:w="60"/>
+              <w:right w:type="dxa" w:w="90"/>
+            </w:tcMar>
+          </w:tcPr>
+          <w:p>
+            <w:pPr>
+              <w:spacing w:after="0" w:line="240"/>
+              <w:jc w:val="right"/>
+            </w:pPr>
+            <w:r>
+              <w:rPr>
+                <w:rFonts w:ascii="Calibri" w:cs="Calibri" w:eastAsia="Calibri" w:hAnsi="Calibri"/>
+                <w:b w:val="false"/>
+                <w:bCs w:val="false"/>
+                <w:sz w:val="19"/>
+                <w:szCs w:val="19"/>
+              </w:rPr>
+              <w:t xml:space="preserve">1.40%</w:t>
+            </w:r>
+          </w:p>
+        </w:tc>
+      </w:tr>
+      <w:tr>
+        <w:tc>
+          <w:tcPr>
+            <w:tcW w:type="dxa" w:w="3000"/>
+            <w:tcMar>
+              <w:top w:type="dxa" w:w="60"/>
+              <w:left w:type="dxa" w:w="90"/>
+              <w:bottom w:type="dxa" w:w="60"/>
+              <w:right w:type="dxa" w:w="90"/>
+            </w:tcMar>
+          </w:tcPr>
+          <w:p>
+            <w:pPr>
+              <w:spacing w:after="0" w:line="240"/>
+              <w:jc w:val="left"/>
+            </w:pPr>
+            <w:r>
+              <w:rPr>
+                <w:rFonts w:ascii="Calibri" w:cs="Calibri" w:eastAsia="Calibri" w:hAnsi="Calibri"/>
+                <w:b w:val="false"/>
+                <w:bCs w:val="false"/>
+                <w:sz w:val="19"/>
+                <w:szCs w:val="19"/>
+              </w:rPr>
+              <w:t xml:space="preserve">Excluding $/mi outliers</w:t>
+            </w:r>
+          </w:p>
+        </w:tc>
+        <w:tc>
+          <w:tcPr>
+            <w:tcW w:type="dxa" w:w="1440"/>
+            <w:tcMar>
+              <w:top w:type="dxa" w:w="60"/>
+              <w:left w:type="dxa" w:w="90"/>
+              <w:bottom w:type="dxa" w:w="60"/>
+              <w:right w:type="dxa" w:w="90"/>
+            </w:tcMar>
+          </w:tcPr>
+          <w:p>
+            <w:pPr>
+              <w:spacing w:after="0" w:line="240"/>
+              <w:jc w:val="right"/>
+            </w:pPr>
+            <w:r>
+              <w:rPr>
+                <w:rFonts w:ascii="Calibri" w:cs="Calibri" w:eastAsia="Calibri" w:hAnsi="Calibri"/>
+                <w:b w:val="false"/>
+                <w:bCs w:val="false"/>
+                <w:sz w:val="19"/>
+                <w:szCs w:val="19"/>
+              </w:rPr>
+              <w:t xml:space="preserve">4,793</w:t>
+            </w:r>
+          </w:p>
+        </w:tc>
+        <w:tc>
+          <w:tcPr>
+            <w:tcW w:type="dxa" w:w="1640"/>
+            <w:tcMar>
+              <w:top w:type="dxa" w:w="60"/>
+              <w:left w:type="dxa" w:w="90"/>
+              <w:bottom w:type="dxa" w:w="60"/>
+              <w:right w:type="dxa" w:w="90"/>
+            </w:tcMar>
+          </w:tcPr>
+          <w:p>
+            <w:pPr>
+              <w:spacing w:after="0" w:line="240"/>
+              <w:jc w:val="right"/>
+            </w:pPr>
+            <w:r>
+              <w:rPr>
+                <w:rFonts w:ascii="Calibri" w:cs="Calibri" w:eastAsia="Calibri" w:hAnsi="Calibri"/>
+                <w:b w:val="false"/>
+                <w:bCs w:val="false"/>
+                <w:sz w:val="19"/>
+                <w:szCs w:val="19"/>
+              </w:rPr>
+              <w:t xml:space="preserve">$50.80</w:t>
+            </w:r>
+          </w:p>
+        </w:tc>
+        <w:tc>
+          <w:tcPr>
+            <w:tcW w:type="dxa" w:w="1640"/>
+            <w:tcMar>
+              <w:top w:type="dxa" w:w="60"/>
+              <w:left w:type="dxa" w:w="90"/>
+              <w:bottom w:type="dxa" w:w="60"/>
+              <w:right w:type="dxa" w:w="90"/>
+            </w:tcMar>
+          </w:tcPr>
+          <w:p>
+            <w:pPr>
+              <w:spacing w:after="0" w:line="240"/>
+              <w:jc w:val="right"/>
+            </w:pPr>
+            <w:r>
+              <w:rPr>
+                <w:rFonts w:ascii="Calibri" w:cs="Calibri" w:eastAsia="Calibri" w:hAnsi="Calibri"/>
+                <w:b w:val="false"/>
+                <w:bCs w:val="false"/>
+                <w:sz w:val="19"/>
+                <w:szCs w:val="19"/>
+              </w:rPr>
+              <w:t xml:space="preserve">2.24%</w:t>
+            </w:r>
+          </w:p>
+        </w:tc>
+        <w:tc>
+          <w:tcPr>
+            <w:tcW w:type="dxa" w:w="1640"/>
+            <w:tcMar>
+              <w:top w:type="dxa" w:w="60"/>
+              <w:left w:type="dxa" w:w="90"/>
+              <w:bottom w:type="dxa" w:w="60"/>
+              <w:right w:type="dxa" w:w="90"/>
+            </w:tcMar>
+          </w:tcPr>
+          <w:p>
+            <w:pPr>
+              <w:spacing w:after="0" w:line="240"/>
+              <w:jc w:val="right"/>
+            </w:pPr>
+            <w:r>
+              <w:rPr>
+                <w:rFonts w:ascii="Calibri" w:cs="Calibri" w:eastAsia="Calibri" w:hAnsi="Calibri"/>
+                <w:b w:val="false"/>
+                <w:bCs w:val="false"/>
+                <w:sz w:val="19"/>
+                <w:szCs w:val="19"/>
+              </w:rPr>
+              <w:t xml:space="preserve">1.40%</w:t>
+            </w:r>
+          </w:p>
+        </w:tc>
+      </w:tr>
+    </w:tbl>
+    <w:p>
+      <w:pPr>
+        <w:spacing w:after="160"/>
+      </w:pPr>
+    </w:p>
+    <w:p>
+      <w:pPr>
+        <w:spacing w:after="120" w:line="276"/>
+      </w:pPr>
+      <w:r>
+        <w:rPr>
+          <w:rFonts w:ascii="Calibri" w:cs="Calibri" w:eastAsia="Calibri" w:hAnsi="Calibri"/>
+          <w:sz w:val="21"/>
+          <w:szCs w:val="21"/>
+        </w:rPr>
+        <w:t xml:space="preserve">Sixty rows — 1.2% of the fold — account for the entire gap. The </w:t>
       </w:r>
       <w:r>
         <w:rPr>
@@ -2426,7 +2901,7 @@
           <w:sz w:val="21"/>
           <w:szCs w:val="21"/>
         </w:rPr>
-        <w:t xml:space="preserve">4.28%</w:t>
+        <w:t xml:space="preserve">0.42% of rows with APE above 25% carry 95.8% of the total squared error</w:t>
       </w:r>
       <w:r>
         <w:rPr>
@@ -2434,43 +2909,20 @@
           <w:sz w:val="21"/>
           <w:szCs w:val="21"/>
         </w:rPr>
-        <w:t xml:space="preserve">, p99 </w:t>
-      </w:r>
-      <w:r>
-        <w:rPr>
-          <w:rFonts w:ascii="Calibri" w:cs="Calibri" w:eastAsia="Calibri" w:hAnsi="Calibri"/>
-          <w:b/>
-          <w:bCs/>
+        <w:t xml:space="preserve">, which is why RMSE sits an order of magnitude above MAE. They are not identifiable in advance, and no adjustment helps: the conditional mean is already the right prediction for them.</w:t>
+      </w:r>
+    </w:p>
+    <w:p>
+      <w:pPr>
+        <w:spacing w:after="120" w:line="276"/>
+      </w:pPr>
+      <w:r>
+        <w:rPr>
+          <w:rFonts w:ascii="Calibri" w:cs="Calibri" w:eastAsia="Calibri" w:hAnsi="Calibri"/>
           <w:sz w:val="21"/>
           <w:szCs w:val="21"/>
         </w:rPr>
-        <w:t xml:space="preserve">6.63%</w:t>
-      </w:r>
-      <w:r>
-        <w:rPr>
-          <w:rFonts w:ascii="Calibri" w:cs="Calibri" w:eastAsia="Calibri" w:hAnsi="Calibri"/>
-          <w:sz w:val="21"/>
-          <w:szCs w:val="21"/>
-        </w:rPr>
-        <w:t xml:space="preserve">. But </w:t>
-      </w:r>
-      <w:r>
-        <w:rPr>
-          <w:rFonts w:ascii="Calibri" w:cs="Calibri" w:eastAsia="Calibri" w:hAnsi="Calibri"/>
-          <w:b/>
-          <w:bCs/>
-          <w:sz w:val="21"/>
-          <w:szCs w:val="21"/>
-        </w:rPr>
-        <w:t xml:space="preserve">0.42% of rows carry 96.5% of the squared error</w:t>
-      </w:r>
-      <w:r>
-        <w:rPr>
-          <w:rFonts w:ascii="Calibri" w:cs="Calibri" w:eastAsia="Calibri" w:hAnsi="Calibri"/>
-          <w:sz w:val="21"/>
-          <w:szCs w:val="21"/>
-        </w:rPr>
-        <w:t xml:space="preserve"> — a small set of loads priced far from anything their features imply. They are not identifiable in advance and survive every outlier filter that does not also discard good data, which is why RMSE ($278) sits so far above MAE ($50). No adjustment helps: the conditional mean is already the right prediction for them.</w:t>
+        <w:t xml:space="preserve">Accuracy is even across segments — median APE is 1.37% (Dry Van), 1.37% (Reefer), 1.46% (Flatbed), and 1.31–1.48% across every distance band — so there is no segment the model quietly fails on. Calibration drifts slightly negative on the most expensive loads (mean bias −$16 in the top predicted-rate quintile, about −0.4%).</w:t>
       </w:r>
     </w:p>
     <w:p>
@@ -3222,7 +3674,7 @@
           <w:sz w:val="21"/>
           <w:szCs w:val="21"/>
         </w:rPr>
-        <w:t xml:space="preserve">Outlier bounds come from the empirical distribution: the 0.1% tails sit at 0.44 and 10.1 $/mi against a median of 2.15.</w:t>
+        <w:t xml:space="preserve">Outlier bounds come from the empirical distribution: the 0.1% tails sit at 0.44 and 10.1 $/mi against a median of 2.15. The filter earns its place: training with the outliers left in and scoring on the same untouched test folds gives $120.30 MAE in October against $99.50 filtered, and $115.63 against $107.57 in September, with RMSE unchanged either way.</w:t>
       </w:r>
     </w:p>
     <w:p>
@@ -3912,7 +4364,7 @@
                 <w:sz w:val="19"/>
                 <w:szCs w:val="19"/>
               </w:rPr>
-              <w:t xml:space="preserve">+11.9% over dry van</w:t>
+              <w:t xml:space="preserve">+12.6% over dry van</w:t>
             </w:r>
           </w:p>
         </w:tc>
@@ -3995,7 +4447,7 @@
                 <w:sz w:val="19"/>
                 <w:szCs w:val="19"/>
               </w:rPr>
-              <w:t xml:space="preserve">+7.8% over dry van</w:t>
+              <w:t xml:space="preserve">+8.1% over dry van</w:t>
             </w:r>
           </w:p>
         </w:tc>
@@ -4046,7 +4498,7 @@
           <w:sz w:val="21"/>
           <w:szCs w:val="21"/>
         </w:rPr>
-        <w:t xml:space="preserve">The model predicts log rate-per-mile rather than the dollar rate. Rate is close to multiplicative in distance (corr = 0.91), so dividing distance out leaves the model to learn the part that is genuinely uncertain instead of re-learning the length of the haul. Logs also make the loss proportional: a $200 miss on a 3,000-mile load is not the same mistake as a $200 miss on a 300-mile load. Predictions are converted back with Duan's smearing estimate (1.00107 here), which halved residual bias (−$6.07 → −$4.17) at no cost to MAE.</w:t>
+        <w:t xml:space="preserve">The model predicts log rate-per-mile rather than the dollar rate. Rate is close to multiplicative in distance (corr = 0.91), so dividing distance out leaves the model to learn the part that is genuinely uncertain instead of re-learning the length of the haul. Logs also make the loss proportional: a $200 miss on a 3,000-mile load is not the same mistake as a $200 miss on a 300-mile load. Predictions are converted back with Duan's smearing estimate (1.00106 here), which cuts residual bias by roughly a third at no cost to MAE.</w:t>
       </w:r>
     </w:p>
     <w:p>
@@ -4331,7 +4783,7 @@
                 <w:sz w:val="19"/>
                 <w:szCs w:val="19"/>
               </w:rPr>
-              <w:t xml:space="preserve">$65.95</w:t>
+              <w:t xml:space="preserve">$110.19</w:t>
             </w:r>
           </w:p>
         </w:tc>
@@ -4359,7 +4811,7 @@
                 <w:sz w:val="19"/>
                 <w:szCs w:val="19"/>
               </w:rPr>
-              <w:t xml:space="preserve">$66.42</w:t>
+              <w:t xml:space="preserve">$110.64</w:t>
             </w:r>
           </w:p>
         </w:tc>
@@ -4387,7 +4839,7 @@
                 <w:sz w:val="19"/>
                 <w:szCs w:val="19"/>
               </w:rPr>
-              <w:t xml:space="preserve">$66.97</w:t>
+              <w:t xml:space="preserve">$111.19</w:t>
             </w:r>
           </w:p>
         </w:tc>
@@ -4415,7 +4867,7 @@
                 <w:sz w:val="19"/>
                 <w:szCs w:val="19"/>
               </w:rPr>
-              <w:t xml:space="preserve">$67.61</w:t>
+              <w:t xml:space="preserve">$111.83</w:t>
             </w:r>
           </w:p>
         </w:tc>
@@ -4443,7 +4895,7 @@
                 <w:sz w:val="19"/>
                 <w:szCs w:val="19"/>
               </w:rPr>
-              <w:t xml:space="preserve">$68.34</w:t>
+              <w:t xml:space="preserve">$112.54</w:t>
             </w:r>
           </w:p>
         </w:tc>
@@ -4598,7 +5050,7 @@
           <w:sz w:val="21"/>
           <w:szCs w:val="21"/>
         </w:rPr>
-        <w:t xml:space="preserve">$818.68 – $866.80</w:t>
+        <w:t xml:space="preserve">$823.85 – $869.51</w:t>
       </w:r>
       <w:r>
         <w:rPr>
@@ -4606,7 +5058,7 @@
           <w:sz w:val="21"/>
           <w:szCs w:val="21"/>
         </w:rPr>
-        <w:t xml:space="preserve">, a range of 5.9%. Two effects drive its shape:</w:t>
+        <w:t xml:space="preserve">, a range of 5.5%. Two effects drive its shape:</w:t>
       </w:r>
     </w:p>
     <w:p>
